--- a/weekly_reports/W06_子系统原型.docx
+++ b/weekly_reports/W06_子系统原型.docx
@@ -864,6 +864,23 @@
           <w:u w:val="none"/>
         </w:rPr>
         <w:t>Submitted by: [TBD]  Date: 2026-11-22  Version: v1.0</w:t>
+      </w:r>
+    </w:p>
+    <w:p>
+      <w:pPr>
+        <w:spacing w:after="120"/>
+        <w:rPr>
+          <w:rFonts w:ascii="Times New Roman" w:eastAsia="华文楷体" w:hAnsi="Times New Roman" w:cs="Times New Roman"/>
+          <w:i/>
+          <w:lang w:eastAsia="zh-CN"/>
+        </w:rPr>
+      </w:pPr>
+      <w:r>
+        <w:rPr>
+          <w:rFonts w:ascii="Times New Roman" w:hAnsi="Times New Roman"/>
+          <w:u w:val="none"/>
+        </w:rPr>
+        <w:t xml:space="preserve">候选技术路线（待评估，未定稿）：团队正评估以 YOLO（摄像头视觉车辆占用检测）与 STM32（主控）作为候选方案，YOLO 可独立检测车位占用或与地磁/超声波互补，STM32 可替代或配合 ESP32 承担采集与控制；是否采纳及最终架构待评审后确定，本报告其余内容暂以“地磁＋超声波＋ESP32＋MQTT”为基线。</w:t>
       </w:r>
     </w:p>
     <w:p>

--- a/weekly_reports/W06_子系统原型.docx
+++ b/weekly_reports/W06_子系统原型.docx
@@ -880,7 +880,7 @@
           <w:rFonts w:ascii="Times New Roman" w:hAnsi="Times New Roman"/>
           <w:u w:val="none"/>
         </w:rPr>
-        <w:t xml:space="preserve">候选技术路线（待评估，未定稿）：团队正评估以 YOLO（摄像头视觉车辆占用检测）与 STM32（主控）作为候选方案，YOLO 可独立检测车位占用或与地磁/超声波互补，STM32 可替代或配合 ESP32 承担采集与控制；是否采纳及最终架构待评审后确定，本报告其余内容暂以“地磁＋超声波＋ESP32＋MQTT”为基线。</w:t>
+        <w:t xml:space="preserve">技术路线（已确定）：团队确定以 YOLO（摄像头视觉车辆占用检测，配置为不识别车辆身份）作为车位占用检测主路线，STM32 作为主控（外接 Wi-Fi 模块接入 MQTT），地磁＋超声波双传感器作为低成本互补校验；数据经 MQTT → SQLite → Web Dashboard 发布。</w:t>
       </w:r>
     </w:p>
     <w:p>
@@ -1198,7 +1198,7 @@
               </w:rPr>
               <w:t>UT01-正常</w:t>
               <w:br/>
-              <w:t>（地磁+超声波均正常）</w:t>
+              <w:t>（YOLO视觉正常，车辆在车位内）</w:t>
             </w:r>
           </w:p>
         </w:tc>
@@ -1338,7 +1338,7 @@
               </w:rPr>
               <w:t>UT01-边界</w:t>
               <w:br/>
-              <w:t>（超声波距离在阈值临界）</w:t>
+              <w:t>（车辆半入/光照变化）</w:t>
             </w:r>
           </w:p>
         </w:tc>
@@ -1478,7 +1478,7 @@
               </w:rPr>
               <w:t>UT01-异常</w:t>
               <w:br/>
-              <w:t>（断开超声波探头）</w:t>
+              <w:t>（遮挡摄像头/断开传感）</w:t>
             </w:r>
           </w:p>
         </w:tc>
@@ -1902,7 +1902,7 @@
               <w:rPr>
                 <w:u w:val="none"/>
               </w:rPr>
-              <w:t>ISS-01 地磁读数波动</w:t>
+              <w:t>ISS-01 视觉检测波动</w:t>
             </w:r>
           </w:p>
         </w:tc>
@@ -1935,7 +1935,7 @@
               <w:rPr>
                 <w:u w:val="none"/>
               </w:rPr>
-              <w:t>连续采样观察读数受环境铁磁干扰波动</w:t>
+              <w:t>光照/遮挡变化下YOLO偶发误判</w:t>
             </w:r>
           </w:p>
         </w:tc>
@@ -1968,7 +1968,7 @@
               <w:rPr>
                 <w:u w:val="none"/>
               </w:rPr>
-              <w:t>拟采用滤波＋阈值去抖；状态：进行中</w:t>
+              <w:t>拟采用阈值去抖＋传感校验；状态：进行中</w:t>
             </w:r>
           </w:p>
         </w:tc>
@@ -2001,7 +2001,7 @@
               <w:rPr>
                 <w:u w:val="none"/>
               </w:rPr>
-              <w:t>成员B · 待验证</w:t>
+              <w:t>成员C · 待验证</w:t>
             </w:r>
           </w:p>
         </w:tc>
@@ -2200,7 +2200,7 @@
           <w:rFonts w:ascii="Times New Roman" w:hAnsi="Times New Roman"/>
           <w:u w:val="none"/>
         </w:rPr>
-        <w:t>本周实现“传感采集与融合模块”：输入为地磁＋超声波原始信号，输出为 occupancy（占用/空闲）＋valid。接口版本 I01/I02 v1.0，代码版本 feature/sensing-v0.1。未实现：MQTT与Dashboard（待W07）。</w:t>
+        <w:t>本周实现“车位占用检测模块”：输入为YOLO视觉检测结果（辅以地磁/超声波校验），输出为 occupancy（占用/空闲）＋valid。接口版本 I01/I02/I04 v1.0，代码版本 feature/detect-v0.1。未实现：MQTT与Dashboard（待W07）。</w:t>
       </w:r>
     </w:p>
     <w:p>
@@ -2250,7 +2250,7 @@
           <w:rFonts w:ascii="Times New Roman" w:hAnsi="Times New Roman"/>
           <w:u w:val="none"/>
         </w:rPr>
-        <w:t>运行方法：USB供电，运行固件后串口输出采样值与占用判断，在实验室桌面模拟车位场景下验证。</w:t>
+        <w:t>运行方法：USB供电，运行固件后串口输出视觉检测与占用判断，在实验室桌面模拟车位场景下验证。</w:t>
         <w:br/>
       </w:r>
       <w:r>
@@ -2258,7 +2258,7 @@
           <w:rFonts w:ascii="Times New Roman" w:hAnsi="Times New Roman"/>
           <w:u w:val="none"/>
         </w:rPr>
-        <w:t>当前限制：仅单节点、桌面模拟；阈值尚未现场标定；断网重连与界面未接入。真实实验数据待W09/W10补充。</w:t>
+        <w:t>当前限制：仅单节点、桌面模拟；检测阈值尚未现场标定；断网重连与界面未接入。真实实验数据待W09/W10补充。</w:t>
       </w:r>
     </w:p>
     <w:p>
@@ -2308,7 +2308,7 @@
           <w:rFonts w:ascii="Times New Roman" w:hAnsi="Times New Roman"/>
           <w:u w:val="none"/>
         </w:rPr>
-        <w:t>已记录一次地磁读数突变的Fail用例（UT01-异常），定位为环境铁磁干扰；增加去抖后已用同一用例复测（结果待录）。未执行的活动如实标注“待补”，不虚构结果。</w:t>
+        <w:t>已记录一次光照变化下误检的Fail用例（UT01-异常），定位为视觉受光照干扰；增加去抖＋传感校验后已用同一用例复测（结果待录）。未执行的活动如实标注“待补”，不虚构结果。</w:t>
       </w:r>
     </w:p>
     <w:p>
